--- a/OS lab/assignmennt-04.docx
+++ b/OS lab/assignmennt-04.docx
@@ -277,6 +277,7 @@
       <w:r>
         <w:rPr>
           <w:b/>
+          <w:noProof/>
           <w:sz w:val="40"/>
           <w:szCs w:val="32"/>
           <w:u w:val="single"/>
@@ -399,6 +400,7 @@
       <w:r>
         <w:rPr>
           <w:bCs/>
+          <w:noProof/>
           <w:sz w:val="28"/>
         </w:rPr>
         <w:drawing>
@@ -580,6 +582,7 @@
       <w:r>
         <w:rPr>
           <w:b/>
+          <w:noProof/>
           <w:sz w:val="40"/>
           <w:szCs w:val="32"/>
           <w:u w:val="single"/>
@@ -692,6 +695,7 @@
       <w:r>
         <w:rPr>
           <w:bCs/>
+          <w:noProof/>
           <w:sz w:val="28"/>
         </w:rPr>
         <w:drawing>
@@ -743,6 +747,7 @@
       <w:r>
         <w:rPr>
           <w:b/>
+          <w:noProof/>
           <w:sz w:val="40"/>
           <w:szCs w:val="32"/>
           <w:u w:val="single"/>
@@ -855,6 +860,7 @@
       <w:r>
         <w:rPr>
           <w:bCs/>
+          <w:noProof/>
           <w:sz w:val="28"/>
         </w:rPr>
         <w:drawing>
@@ -982,6 +988,7 @@
       <w:r>
         <w:rPr>
           <w:b/>
+          <w:noProof/>
           <w:sz w:val="40"/>
           <w:szCs w:val="32"/>
           <w:u w:val="single"/>
@@ -1033,6 +1040,7 @@
       <w:r>
         <w:rPr>
           <w:bCs/>
+          <w:noProof/>
           <w:sz w:val="28"/>
         </w:rPr>
         <w:drawing>
@@ -2523,6 +2531,7 @@
       <w:r>
         <w:rPr>
           <w:b/>
+          <w:noProof/>
           <w:sz w:val="40"/>
           <w:szCs w:val="32"/>
           <w:u w:val="single"/>
@@ -2576,6 +2585,7 @@
       <w:r>
         <w:rPr>
           <w:b/>
+          <w:noProof/>
           <w:sz w:val="40"/>
           <w:szCs w:val="32"/>
           <w:u w:val="single"/>
@@ -2649,6 +2659,7 @@
       <w:r>
         <w:rPr>
           <w:b/>
+          <w:noProof/>
           <w:sz w:val="40"/>
           <w:szCs w:val="32"/>
           <w:u w:val="single"/>
@@ -2798,28 +2809,21 @@
           <w:sz w:val="36"/>
           <w:szCs w:val="28"/>
         </w:rPr>
-        <w:t>Check output and Reason for it.</w:t>
-      </w:r>
-      <w:r>
-        <w:rPr>
-          <w:b/>
-          <w:sz w:val="36"/>
-          <w:szCs w:val="28"/>
-        </w:rPr>
-        <w:t xml:space="preserve"> </w:t>
-      </w:r>
-    </w:p>
-    <w:p>
-      <w:pPr>
-        <w:rPr>
-          <w:b/>
-          <w:sz w:val="36"/>
-          <w:szCs w:val="28"/>
-        </w:rPr>
-      </w:pPr>
-      <w:r>
-        <w:rPr>
-          <w:b/>
+        <w:t xml:space="preserve">Check output and Reason for it. </w:t>
+      </w:r>
+    </w:p>
+    <w:p>
+      <w:pPr>
+        <w:rPr>
+          <w:b/>
+          <w:sz w:val="36"/>
+          <w:szCs w:val="28"/>
+        </w:rPr>
+      </w:pPr>
+      <w:r>
+        <w:rPr>
+          <w:b/>
+          <w:noProof/>
           <w:sz w:val="36"/>
           <w:szCs w:val="28"/>
         </w:rPr>
@@ -2927,6 +2931,15 @@
           <w:u w:val="single"/>
         </w:rPr>
       </w:pPr>
+      <w:r>
+        <w:rPr>
+          <w:b/>
+          <w:sz w:val="40"/>
+          <w:szCs w:val="32"/>
+          <w:u w:val="single"/>
+        </w:rPr>
+        <w:t xml:space="preserve"> </w:t>
+      </w:r>
     </w:p>
     <w:p>
       <w:pPr>
@@ -2977,6 +2990,7 @@
       <w:r>
         <w:rPr>
           <w:b/>
+          <w:noProof/>
           <w:sz w:val="40"/>
           <w:szCs w:val="32"/>
           <w:u w:val="single"/>
@@ -3123,6 +3137,7 @@
       <w:r>
         <w:rPr>
           <w:b/>
+          <w:noProof/>
           <w:sz w:val="36"/>
           <w:szCs w:val="28"/>
         </w:rPr>
@@ -3264,6 +3279,7 @@
       <w:r>
         <w:rPr>
           <w:bCs/>
+          <w:noProof/>
           <w:sz w:val="28"/>
         </w:rPr>
         <w:drawing>
@@ -3314,6 +3330,7 @@
       <w:r>
         <w:rPr>
           <w:bCs/>
+          <w:noProof/>
           <w:sz w:val="32"/>
           <w:szCs w:val="24"/>
         </w:rPr>
@@ -3509,6 +3526,7 @@
       <w:r>
         <w:rPr>
           <w:bCs/>
+          <w:noProof/>
           <w:sz w:val="28"/>
         </w:rPr>
         <w:drawing>
@@ -3631,6 +3649,7 @@
       <w:r>
         <w:rPr>
           <w:bCs/>
+          <w:noProof/>
           <w:sz w:val="28"/>
         </w:rPr>
         <w:drawing>
@@ -3713,6 +3732,7 @@
       <w:r>
         <w:rPr>
           <w:bCs/>
+          <w:noProof/>
           <w:sz w:val="32"/>
           <w:szCs w:val="24"/>
         </w:rPr>
@@ -3971,7 +3991,7 @@
           <w:sz w:val="28"/>
         </w:rPr>
         <w:pict w14:anchorId="0AAD8D82">
-          <v:rect id="_x0000_i1115" style="width:0;height:1.5pt" o:hralign="center" o:hrstd="t" o:hr="t" fillcolor="#a0a0a0" stroked="f"/>
+          <v:rect id="_x0000_i1025" style="width:0;height:1.5pt" o:hralign="center" o:hrstd="t" o:hr="t" fillcolor="#a0a0a0" stroked="f"/>
         </w:pict>
       </w:r>
     </w:p>
@@ -4078,7 +4098,7 @@
           <w:sz w:val="28"/>
         </w:rPr>
         <w:pict w14:anchorId="3F1A6E4C">
-          <v:rect id="_x0000_i1116" style="width:0;height:1.5pt" o:hralign="center" o:hrstd="t" o:hr="t" fillcolor="#a0a0a0" stroked="f"/>
+          <v:rect id="_x0000_i1026" style="width:0;height:1.5pt" o:hralign="center" o:hrstd="t" o:hr="t" fillcolor="#a0a0a0" stroked="f"/>
         </w:pict>
       </w:r>
     </w:p>
@@ -4186,7 +4206,7 @@
           <w:sz w:val="28"/>
         </w:rPr>
         <w:pict w14:anchorId="74062AAE">
-          <v:rect id="_x0000_i1117" style="width:0;height:1.5pt" o:hralign="center" o:hrstd="t" o:hr="t" fillcolor="#a0a0a0" stroked="f"/>
+          <v:rect id="_x0000_i1027" style="width:0;height:1.5pt" o:hralign="center" o:hrstd="t" o:hr="t" fillcolor="#a0a0a0" stroked="f"/>
         </w:pict>
       </w:r>
     </w:p>
@@ -4409,6 +4429,7 @@
       <w:r>
         <w:rPr>
           <w:b/>
+          <w:noProof/>
           <w:sz w:val="40"/>
           <w:szCs w:val="32"/>
         </w:rPr>
@@ -4461,6 +4482,7 @@
       <w:r>
         <w:rPr>
           <w:b/>
+          <w:noProof/>
           <w:sz w:val="40"/>
           <w:szCs w:val="32"/>
         </w:rPr>
@@ -4583,6 +4605,7 @@
       <w:r>
         <w:rPr>
           <w:b/>
+          <w:noProof/>
           <w:sz w:val="40"/>
           <w:szCs w:val="32"/>
         </w:rPr>
@@ -6155,6 +6178,7 @@
   <w:style w:type="character" w:default="1" w:styleId="DefaultParagraphFont">
     <w:name w:val="Default Paragraph Font"/>
     <w:uiPriority w:val="1"/>
+    <w:semiHidden/>
     <w:unhideWhenUsed/>
   </w:style>
   <w:style w:type="table" w:default="1" w:styleId="TableNormal">
